--- a/DOCX/Lyons 1997 Semántica lingüística.docx
+++ b/DOCX/Lyons 1997 Semántica lingüística.docx
@@ -39809,7 +39809,10 @@
   <w:style w:type="character" w:customStyle="1" w:styleId="ImportTok">
     <w:name w:val="ImportTok"/>
     <w:basedOn w:val="VerbatimChar"/>
-    <w:rPr/>
+    <w:rPr>
+      <w:color w:val="008000"/>
+      <w:b/>
+    </w:rPr>
   </w:style>
   <w:style w:type="character" w:customStyle="1" w:styleId="CommentTok">
     <w:name w:val="CommentTok"/>
@@ -39884,7 +39887,9 @@
   <w:style w:type="character" w:customStyle="1" w:styleId="BuiltInTok">
     <w:name w:val="BuiltInTok"/>
     <w:basedOn w:val="VerbatimChar"/>
-    <w:rPr/>
+    <w:rPr>
+      <w:color w:val="008000"/>
+    </w:rPr>
   </w:style>
   <w:style w:type="character" w:customStyle="1" w:styleId="ExtensionTok">
     <w:name w:val="ExtensionTok"/>
